--- a/LINKS DE PAGO.docx
+++ b/LINKS DE PAGO.docx
@@ -24,14 +24,47 @@
           <w:numId w:val="1"/>
         </w:numPr>
       </w:pPr>
+      <w:proofErr w:type="spellStart"/>
       <w:r>
         <w:rPr>
           <w:lang w:val="es-US"/>
         </w:rPr>
-        <w:t>Gestion y Manejo Estrategico del reba</w:t>
-      </w:r>
-      <w:r>
-        <w:t>ño ovino ONLINE</w:t>
+        <w:t>Gestion</w:t>
+      </w:r>
+      <w:proofErr w:type="spellEnd"/>
+      <w:r>
+        <w:rPr>
+          <w:lang w:val="es-US"/>
+        </w:rPr>
+        <w:t xml:space="preserve"> y Manejo </w:t>
+      </w:r>
+      <w:proofErr w:type="spellStart"/>
+      <w:r>
+        <w:rPr>
+          <w:lang w:val="es-US"/>
+        </w:rPr>
+        <w:t>Estrategico</w:t>
+      </w:r>
+      <w:proofErr w:type="spellEnd"/>
+      <w:r>
+        <w:rPr>
+          <w:lang w:val="es-US"/>
+        </w:rPr>
+        <w:t xml:space="preserve"> del </w:t>
+      </w:r>
+      <w:proofErr w:type="spellStart"/>
+      <w:r>
+        <w:rPr>
+          <w:lang w:val="es-US"/>
+        </w:rPr>
+        <w:t>reba</w:t>
+      </w:r>
+      <w:r>
+        <w:t>ño</w:t>
+      </w:r>
+      <w:proofErr w:type="spellEnd"/>
+      <w:r>
+        <w:t xml:space="preserve"> ovino ONLINE</w:t>
       </w:r>
     </w:p>
     <w:p>
@@ -69,7 +102,17 @@
         </w:numPr>
       </w:pPr>
       <w:r>
-        <w:t>Diplomado On.Line (pago completo)</w:t>
+        <w:t xml:space="preserve">Diplomado </w:t>
+      </w:r>
+      <w:proofErr w:type="spellStart"/>
+      <w:proofErr w:type="gramStart"/>
+      <w:r>
+        <w:t>On.Line</w:t>
+      </w:r>
+      <w:proofErr w:type="spellEnd"/>
+      <w:proofErr w:type="gramEnd"/>
+      <w:r>
+        <w:t xml:space="preserve"> (pago completo)</w:t>
       </w:r>
     </w:p>
     <w:p>
@@ -106,8 +149,13 @@
           <w:numId w:val="1"/>
         </w:numPr>
       </w:pPr>
-      <w:r>
-        <w:t>Ovinocultura 360</w:t>
+      <w:proofErr w:type="spellStart"/>
+      <w:r>
+        <w:t>Ovinocultura</w:t>
+      </w:r>
+      <w:proofErr w:type="spellEnd"/>
+      <w:r>
+        <w:t xml:space="preserve"> 360</w:t>
       </w:r>
     </w:p>
     <w:p>
@@ -118,8 +166,13 @@
           <w:numId w:val="1"/>
         </w:numPr>
       </w:pPr>
-      <w:r>
-        <w:t>Ovinocultura 360* (Pago completo)</w:t>
+      <w:proofErr w:type="spellStart"/>
+      <w:r>
+        <w:t>Ovinocultura</w:t>
+      </w:r>
+      <w:proofErr w:type="spellEnd"/>
+      <w:r>
+        <w:t xml:space="preserve"> 360* (Pago completo)</w:t>
       </w:r>
     </w:p>
     <w:p>
@@ -145,7 +198,15 @@
         </w:numPr>
       </w:pPr>
       <w:r>
-        <w:t>Anticipo Ovinocultura 360*</w:t>
+        <w:t xml:space="preserve">Anticipo </w:t>
+      </w:r>
+      <w:proofErr w:type="spellStart"/>
+      <w:r>
+        <w:t>Ovinocultura</w:t>
+      </w:r>
+      <w:proofErr w:type="spellEnd"/>
+      <w:r>
+        <w:t xml:space="preserve"> 360*</w:t>
       </w:r>
     </w:p>
     <w:p>
@@ -174,7 +235,15 @@
         </w:numPr>
       </w:pPr>
       <w:r>
-        <w:t>Acompañante Ovinocultura 360* (amenidades, no toma curso)</w:t>
+        <w:t xml:space="preserve">Acompañante </w:t>
+      </w:r>
+      <w:proofErr w:type="spellStart"/>
+      <w:r>
+        <w:t>Ovinocultura</w:t>
+      </w:r>
+      <w:proofErr w:type="spellEnd"/>
+      <w:r>
+        <w:t xml:space="preserve"> 360* (amenidades, no toma curso)</w:t>
       </w:r>
     </w:p>
     <w:p>
@@ -209,7 +278,15 @@
         </w:numPr>
       </w:pPr>
       <w:r>
-        <w:t xml:space="preserve">Diplomado de Cortes y Comercializacion de Cordero </w:t>
+        <w:t xml:space="preserve">Diplomado de Cortes y </w:t>
+      </w:r>
+      <w:proofErr w:type="spellStart"/>
+      <w:r>
+        <w:t>Comercializacion</w:t>
+      </w:r>
+      <w:proofErr w:type="spellEnd"/>
+      <w:r>
+        <w:t xml:space="preserve"> de Cordero </w:t>
       </w:r>
     </w:p>
     <w:p>
@@ -327,7 +404,15 @@
         </w:numPr>
       </w:pPr>
       <w:r>
-        <w:t>anticipo seleccion ovinos</w:t>
+        <w:t xml:space="preserve">anticipo </w:t>
+      </w:r>
+      <w:proofErr w:type="spellStart"/>
+      <w:r>
+        <w:t>seleccion</w:t>
+      </w:r>
+      <w:proofErr w:type="spellEnd"/>
+      <w:r>
+        <w:t xml:space="preserve"> ovinos</w:t>
       </w:r>
     </w:p>
     <w:p>
@@ -353,7 +438,15 @@
         </w:numPr>
       </w:pPr>
       <w:r>
-        <w:t>Acompañante seleccion de ovinos (amenidades, no toma curso)</w:t>
+        <w:t xml:space="preserve">Acompañante </w:t>
+      </w:r>
+      <w:proofErr w:type="spellStart"/>
+      <w:r>
+        <w:t>seleccion</w:t>
+      </w:r>
+      <w:proofErr w:type="spellEnd"/>
+      <w:r>
+        <w:t xml:space="preserve"> de ovinos (amenidades, no toma curso)</w:t>
       </w:r>
     </w:p>
     <w:p>
